--- a/assets/pdf/Donald_Resume_extended.docx
+++ b/assets/pdf/Donald_Resume_extended.docx
@@ -589,7 +589,23 @@
           <w:sz w:val="20"/>
           <w:szCs w:val="20"/>
         </w:rPr>
-        <w:t xml:space="preserve">, reduced error from 2 months to 2 days using </w:t>
+        <w:t xml:space="preserve">, reduced </w:t>
+      </w:r>
+      <w:r>
+        <w:rPr>
+          <w:rStyle w:val="background-details"/>
+          <w:sz w:val="20"/>
+          <w:szCs w:val="20"/>
+        </w:rPr>
+        <w:t xml:space="preserve">forecasting </w:t>
+      </w:r>
+      <w:r>
+        <w:rPr>
+          <w:rStyle w:val="background-details"/>
+          <w:sz w:val="20"/>
+          <w:szCs w:val="20"/>
+        </w:rPr>
+        <w:t xml:space="preserve">error from 2 months to 2 days using </w:t>
       </w:r>
       <w:proofErr w:type="spellStart"/>
       <w:r>
@@ -886,7 +902,13 @@
         <w:t xml:space="preserve">### </w:t>
       </w:r>
       <w:r>
-        <w:t>10/2017</w:t>
+        <w:t>9</w:t>
+      </w:r>
+      <w:r>
+        <w:t>/201</w:t>
+      </w:r>
+      <w:r>
+        <w:t>2</w:t>
       </w:r>
       <w:r>
         <w:t xml:space="preserve"> – </w:t>
@@ -898,7 +920,10 @@
         <w:t>/20</w:t>
       </w:r>
       <w:r>
-        <w:t>12</w:t>
+        <w:t>1</w:t>
+      </w:r>
+      <w:r>
+        <w:t>9</w:t>
       </w:r>
     </w:p>
     <w:p>
@@ -911,15 +936,15 @@
       </w:r>
       <w:proofErr w:type="spellStart"/>
       <w:r>
+        <w:t>Asc</w:t>
+      </w:r>
+      <w:proofErr w:type="spellEnd"/>
+      <w:r>
+        <w:t xml:space="preserve"> - Industrial Engineer </w:t>
+      </w:r>
+      <w:proofErr w:type="spellStart"/>
+      <w:r>
         <w:t>Stf</w:t>
-      </w:r>
-      <w:proofErr w:type="spellEnd"/>
-      <w:r>
-        <w:t xml:space="preserve"> - Industrial Engineer </w:t>
-      </w:r>
-      <w:proofErr w:type="spellStart"/>
-      <w:r>
-        <w:t>Asc</w:t>
       </w:r>
       <w:proofErr w:type="spellEnd"/>
       <w:r>
@@ -3715,45 +3740,17 @@
           <w:rFonts w:ascii="Poppins" w:eastAsiaTheme="majorEastAsia" w:hAnsi="Poppins" w:cs="Poppins"/>
           <w:color w:val="1F3763" w:themeColor="accent1" w:themeShade="7F"/>
         </w:rPr>
-        <w:t>Sentiment Analysis</w:t>
+        <w:t>Sentiment Analysis App -</w:t>
+      </w:r>
+      <w:r>
+        <w:t xml:space="preserve"> </w:t>
       </w:r>
       <w:r>
         <w:rPr>
           <w:rFonts w:ascii="Poppins" w:eastAsiaTheme="majorEastAsia" w:hAnsi="Poppins" w:cs="Poppins"/>
-          <w:color w:val="1F3763" w:themeColor="accent1" w:themeShade="7F"/>
-        </w:rPr>
-        <w:t xml:space="preserve"> App -</w:t>
-      </w:r>
-      <w:r>
-        <w:t xml:space="preserve"> </w:t>
-      </w:r>
-      <w:r>
-        <w:rPr>
-          <w:rFonts w:ascii="Poppins" w:eastAsiaTheme="majorEastAsia" w:hAnsi="Poppins" w:cs="Poppins"/>
-          <w:color w:val="6D6A7C"/>
-        </w:rPr>
-        <w:t>App that performs sentiment analysis on freeform text, adding topic themes. Provides summary of Positive, Negative, and Neutral counts, filterable by topic</w:t>
-      </w:r>
-      <w:r>
-        <w:rPr>
-          <w:rFonts w:ascii="Poppins" w:eastAsiaTheme="majorEastAsia" w:hAnsi="Poppins" w:cs="Poppins"/>
-          <w:color w:val="6D6A7C"/>
-        </w:rPr>
-        <w:t xml:space="preserve"> [</w:t>
-      </w:r>
-      <w:r>
-        <w:rPr>
-          <w:rFonts w:ascii="Poppins" w:eastAsiaTheme="majorEastAsia" w:hAnsi="Poppins" w:cs="Poppins"/>
-          <w:color w:val="6D6A7C"/>
-        </w:rPr>
-        <w:t>#sentiment_analysis, #LLM</w:t>
-      </w:r>
-      <w:r>
-        <w:rPr>
-          <w:rFonts w:ascii="Poppins" w:eastAsiaTheme="majorEastAsia" w:hAnsi="Poppins" w:cs="Poppins"/>
-          <w:color w:val="6D6A7C"/>
-        </w:rPr>
-        <w:t>]</w:t>
+          <w:color w:val="6D6A7C"/>
+        </w:rPr>
+        <w:t>App that performs sentiment analysis on freeform text, adding topic themes. Provides summary of Positive, Negative, and Neutral counts, filterable by topic [#sentiment_analysis, #LLM]</w:t>
       </w:r>
     </w:p>
     <w:p/>
